--- a/companies/northgate-staffing/Engagements/Hicks-Castillo/2023.03.28 - Kickoff Memo - Compensation Benchmarking.docx
+++ b/companies/northgate-staffing/Engagements/Hicks-Castillo/2023.03.28 - Kickoff Memo - Compensation Benchmarking.docx
@@ -3,18 +3,35 @@
 <w:document xmlns:wpc="http://schemas.microsoft.com/office/word/2010/wordprocessingCanvas" xmlns:mo="http://schemas.microsoft.com/office/mac/office/2008/main" xmlns:mc="http://schemas.openxmlformats.org/markup-compatibility/2006" xmlns:mv="urn:schemas-microsoft-com:mac:vml" xmlns:o="urn:schemas-microsoft-com:office:office" xmlns:r="http://schemas.openxmlformats.org/officeDocument/2006/relationships" xmlns:m="http://schemas.openxmlformats.org/officeDocument/2006/math" xmlns:v="urn:schemas-microsoft-com:vml" xmlns:wp14="http://schemas.microsoft.com/office/word/2010/wordprocessingDrawing" xmlns:wp="http://schemas.openxmlformats.org/drawingml/2006/wordprocessingDrawing" xmlns:w10="urn:schemas-microsoft-com:office:word" xmlns:w="http://schemas.openxmlformats.org/wordprocessingml/2006/main" xmlns:w14="http://schemas.microsoft.com/office/word/2010/wordml" xmlns:wpg="http://schemas.microsoft.com/office/word/2010/wordprocessingGroup" xmlns:wpi="http://schemas.microsoft.com/office/word/2010/wordprocessingInk" xmlns:wne="http://schemas.microsoft.com/office/word/2006/wordml" xmlns:wps="http://schemas.microsoft.com/office/word/2010/wordprocessingShape" mc:Ignorable="w14 wp14">
   <w:body>
     <w:p>
+      <w:pPr>
+        <w:pStyle w:val="Heading1"/>
+      </w:pPr>
       <w:r>
-        <w:t>To: Engagement team. From: David Weiss, Research. Re: Kickoff notes, Compensation Benchmarking for Hicks-Castillo.</w:t>
+        <w:t>Engagement Kickoff</w:t>
       </w:r>
     </w:p>
     <w:p>
       <w:r>
-        <w:t>This is David, writing up what came out of the kickoff so we all carry the same version of it. We start formally on March 25, 2023, and the letter gives us about eight months, which sounds generous right up until you remember that the peer group has to be agreed in writing before we are allowed to pull a single number. The clock that matters is the one on the front end.</w:t>
+        <w:t>To: Sandra Fuentes, Heather Meyer</w:t>
+        <w:br/>
+        <w:t>From: David Weiss</w:t>
+        <w:br/>
+        <w:t>Re: Compensation benchmarking for Hicks-Castillo, engagement kickoff</w:t>
       </w:r>
     </w:p>
     <w:p>
       <w:r>
-        <w:t>The objective in the client's own words: David Mcgee wants ranges he can take to his board without being asked a question he cannot answer. He was blunt about why. He has been handed benchmarking decks before that came apart the moment somebody asked where a number came from. So everything we build has to be reconstructable from the source up, and the source log is not an afterthought this time. Sandra Fuentes made the same point back to him from the other direction: what Hicks-Castillo actually needs is not a study, it is an argument they can still defend six months after we hand it over.</w:t>
+        <w:t>The objective of this engagement is straightforward, and it is worth stating before anything else: we are to give Hicks-Castillo a defensible, role-by-role picture of where its senior compensation stands against a peer group we can stand behind. Everything we do over the coming months serves that single end, and every choice we make about data and method should be judged against whether it makes that picture more honest or less. The engagement is now under way as of March 25, 2023, and our client contact throughout is David Mcgee, the General Manager, who has asked for findings his board can act on rather than a survey dump.</w:t>
+      </w:r>
+    </w:p>
+    <w:p>
+      <w:r>
+        <w:t>Sandra Fuentes leads the engagement and owns the client relationship, while the two of us on the research bench carry the data. Because the quality of a benchmark lives entirely in the peer group and the cleanliness of the underlying figures, the early phase is where a study like this is won or lost, and that is where our attention has to go first, before any figure is pulled.</w:t>
+      </w:r>
+    </w:p>
+    <w:p>
+      <w:r>
+        <w:t>The client's concern, as David Mcgee framed it at the outset, is competitive: he believes the company may be losing operating leaders on pay and wants to know whether that instinct is borne out by the market before the board sets next year's compensation. That gives the study a clear question to answer, and it tells us where to press hardest, on incentive and total compensation for the operating-leader roles rather than on base pay taken alone.</w:t>
       </w:r>
     </w:p>
     <w:p>
@@ -22,7 +39,7 @@
         <w:pStyle w:val="Heading2"/>
       </w:pPr>
       <w:r>
-        <w:t>Workstreams</w:t>
+        <w:t>The Work Ahead</w:t>
       </w:r>
     </w:p>
     <w:p>
@@ -30,7 +47,7 @@
         <w:pStyle w:val="ListBullet"/>
       </w:pPr>
       <w:r>
-        <w:t>Peer group construction. I own the first cut, screened on revenue, headcount, and geography. Sandra reviews before anything goes to the client. The deliverable is a screened list with the rationale written next to each company, not just the list.</w:t>
+        <w:t>Scope and peer group: with Sandra, confirm the roles in view and assemble a defensible list of comparator companies, so that every later number rests on an agreed foundation.</w:t>
       </w:r>
     </w:p>
     <w:p>
@@ -38,7 +55,7 @@
         <w:pStyle w:val="ListBullet"/>
       </w:pPr>
       <w:r>
-        <w:t>Role matching. Heather Meyer is taking the title-to-market-role mapping for the in-scope seats. This is the piece that quietly sinks these studies, so we are doing it twice, independently, and reconciling the differences rather than one of us marking the other's homework.</w:t>
+        <w:t>Survey and source assembly: gather the relevant published compensation surveys for the sectors and geographies in scope, and log each source with its date and coverage so the analysis stays auditable.</w:t>
       </w:r>
     </w:p>
     <w:p>
@@ -46,7 +63,7 @@
         <w:pStyle w:val="ListBullet"/>
       </w:pPr>
       <w:r>
-        <w:t>Data collection and normalization. Licensed survey sources first, then our own engagement records where they add anything real. Everything ages to one common effective date and the aging assumption gets written down somewhere the client can see it.</w:t>
+        <w:t>Firsthand market read: draw on what the firm sees directly in placing senior operators, treated in aggregate, to sense-check the published figures against a live market.</w:t>
       </w:r>
     </w:p>
     <w:p>
@@ -54,7 +71,7 @@
         <w:pStyle w:val="ListBullet"/>
       </w:pPr>
       <w:r>
-        <w:t>Analysis and ranges. 25th, 50th, and 75th percentiles for base, target total cash, and total direct, by role and by band.</w:t>
+        <w:t>Normalization: reconcile titles, role scope, and pay definitions across sources, because a general manager in one survey is not always a general manager in another.</w:t>
       </w:r>
     </w:p>
     <w:p>
@@ -62,7 +79,12 @@
         <w:pStyle w:val="ListBullet"/>
       </w:pPr>
       <w:r>
-        <w:t>Findings and presentation. Written analysis first, deck second. Sandra was firm that we do not build slides before we know what we think, and having now watched it go the other way once, I am not going to argue.</w:t>
+        <w:t>Analysis and drafting: build the role-by-role comparison across base, incentive, and total compensation, and draft the findings for Sandra's review.</w:t>
+      </w:r>
+    </w:p>
+    <w:p>
+      <w:r>
+        <w:t>A note on sequence: the peer group has to settle before the data build begins in earnest, because rework at that stage is expensive and every downstream number inherits the comparison set. We should hold off on pulling figures until the scope is signed off, however ready the sources look, since a clean start is what keeps the second half calm.</w:t>
       </w:r>
     </w:p>
     <w:p>
@@ -70,20 +92,7 @@
         <w:pStyle w:val="Heading2"/>
       </w:pPr>
       <w:r>
-        <w:t>Ground rules on names</w:t>
-      </w:r>
-    </w:p>
-    <w:p>
-      <w:r>
-        <w:t>One thing I want written down, mostly because I got it wrong in a draft already and would rather the correction live somewhere everyone can see it than be repeated privately to the next person. We describe incumbents by seat, not by name. The current head of operations, not the person's name, in anything that leaves the room, and honestly in most of what stays in it. Sandra Fuentes caught this in my notes from the intro call and she was right. The reason is not squeamishness. The moment a name lands next to a percentile in a document, the document turns into something else, and the client cannot circulate it internally without causing a problem he did not ask for. Heather Meyer already writes this way without having been told, which is faintly annoying for those of us who had to be.</w:t>
-      </w:r>
-    </w:p>
-    <w:p>
-      <w:pPr>
-        <w:pStyle w:val="Heading2"/>
-      </w:pPr>
-      <w:r>
-        <w:t>Next steps</w:t>
+        <w:t>First Steps</w:t>
       </w:r>
     </w:p>
     <w:p>
@@ -91,7 +100,7 @@
         <w:pStyle w:val="ListBullet"/>
       </w:pPr>
       <w:r>
-        <w:t>I get the draft peer screen to Sandra by the end of next week, with the rationale attached per company.</w:t>
+        <w:t>Heather Meyer to begin the comparator long list this week and circulate a first draft for Sandra's review by the end of next week.</w:t>
       </w:r>
     </w:p>
     <w:p>
@@ -99,7 +108,7 @@
         <w:pStyle w:val="ListBullet"/>
       </w:pPr>
       <w:r>
-        <w:t>Heather and I run the role match independently and reconcile the week after.</w:t>
+        <w:t>David Weiss to pull the survey inventory and confirm which sources we already hold and which we must acquire, flagging any that need the client's agreement to purchase.</w:t>
       </w:r>
     </w:p>
     <w:p>
@@ -107,28 +116,12 @@
         <w:pStyle w:val="ListBullet"/>
       </w:pPr>
       <w:r>
-        <w:t>Sandra takes the agreed peer group and role match to David Mcgee for written sign-off. Nothing gets pulled before that comes back.</w:t>
-      </w:r>
-    </w:p>
-    <w:p>
-      <w:pPr>
-        <w:pStyle w:val="ListBullet"/>
-      </w:pPr>
-      <w:r>
-        <w:t>I stand up the source log now rather than at the end, so the audit trail builds itself as we go instead of getting reconstructed under time pressure in month seven.</w:t>
-      </w:r>
-    </w:p>
-    <w:p>
-      <w:pPr>
-        <w:pStyle w:val="ListBullet"/>
-      </w:pPr>
-      <w:r>
-        <w:t>Somebody who is not me should own the calendar for the client checkpoints. Volunteering Heather Meyer purely because she is better at it than I am, and she should feel free to hand it straight back.</w:t>
+        <w:t>Sandra Fuentes to set the first client checkpoint with David Mcgee so the scope and peer group are agreed before we commit to the data build.</w:t>
       </w:r>
     </w:p>
     <w:p>
       <w:r>
-        <w:t>That is everything I took down. If I have misremembered a commitment, correct me now while it is cheap. Sandra, the peer screen is the one I most want your eyes on early, because if the peer set is wrong then nothing downstream can save it and we will not find out until the end.</w:t>
+        <w:t>That is enough to start. I will keep a running log of sources and decisions so that anyone picking up a thread can see how we got there. Questions to me.</w:t>
       </w:r>
     </w:p>
     <w:sectPr>

--- a/companies/northgate-staffing/Engagements/Hicks-Castillo/2023.03.28 - Kickoff Memo - Compensation Benchmarking.docx
+++ b/companies/northgate-staffing/Engagements/Hicks-Castillo/2023.03.28 - Kickoff Memo - Compensation Benchmarking.docx
@@ -3,35 +3,22 @@
 <w:document xmlns:wpc="http://schemas.microsoft.com/office/word/2010/wordprocessingCanvas" xmlns:mo="http://schemas.microsoft.com/office/mac/office/2008/main" xmlns:mc="http://schemas.openxmlformats.org/markup-compatibility/2006" xmlns:mv="urn:schemas-microsoft-com:mac:vml" xmlns:o="urn:schemas-microsoft-com:office:office" xmlns:r="http://schemas.openxmlformats.org/officeDocument/2006/relationships" xmlns:m="http://schemas.openxmlformats.org/officeDocument/2006/math" xmlns:v="urn:schemas-microsoft-com:vml" xmlns:wp14="http://schemas.microsoft.com/office/word/2010/wordprocessingDrawing" xmlns:wp="http://schemas.openxmlformats.org/drawingml/2006/wordprocessingDrawing" xmlns:w10="urn:schemas-microsoft-com:office:word" xmlns:w="http://schemas.openxmlformats.org/wordprocessingml/2006/main" xmlns:w14="http://schemas.microsoft.com/office/word/2010/wordml" xmlns:wpg="http://schemas.microsoft.com/office/word/2010/wordprocessingGroup" xmlns:wpi="http://schemas.microsoft.com/office/word/2010/wordprocessingInk" xmlns:wne="http://schemas.microsoft.com/office/word/2006/wordml" xmlns:wps="http://schemas.microsoft.com/office/word/2010/wordprocessingShape" mc:Ignorable="w14 wp14">
   <w:body>
     <w:p>
-      <w:pPr>
-        <w:pStyle w:val="Heading1"/>
-      </w:pPr>
       <w:r>
-        <w:t>Engagement Kickoff</w:t>
+        <w:t>To: Sandra Fuentes; Heather Meyer</w:t>
+        <w:br/>
+        <w:t>From: David Weiss, Research Associate</w:t>
+        <w:br/>
+        <w:t>Re: Compensation benchmarking for Hicks-Castillo, kickoff and the first six weeks</w:t>
       </w:r>
     </w:p>
     <w:p>
       <w:r>
-        <w:t>To: Sandra Fuentes, Heather Meyer</w:t>
-        <w:br/>
-        <w:t>From: David Weiss</w:t>
-        <w:br/>
-        <w:t>Re: Compensation benchmarking for Hicks-Castillo, engagement kickoff</w:t>
+        <w:t>The comparison group is the whole engagement, so the first six weeks go to building it and getting it approved in writing, and everything after that is collection and arithmetic measured against a group we can defend. The engagement began March 25, 2023 and runs about eight months. Our client contact is David Mcgee, the general manager, who signed the letter and who approves the group.</w:t>
       </w:r>
     </w:p>
     <w:p>
       <w:r>
-        <w:t>The objective of this engagement is straightforward, and it is worth stating before anything else: we are to give Hicks-Castillo a defensible, role-by-role picture of where its senior compensation stands against a peer group we can stand behind. Everything we do over the coming months serves that single end, and every choice we make about data and method should be judged against whether it makes that picture more honest or less. The engagement is now under way as of March 25, 2023, and our client contact throughout is David Mcgee, the General Manager, who has asked for findings his board can act on rather than a survey dump.</w:t>
-      </w:r>
-    </w:p>
-    <w:p>
-      <w:r>
-        <w:t>Sandra Fuentes leads the engagement and owns the client relationship, while the two of us on the research bench carry the data. Because the quality of a benchmark lives entirely in the peer group and the cleanliness of the underlying figures, the early phase is where a study like this is won or lost, and that is where our attention has to go first, before any figure is pulled.</w:t>
-      </w:r>
-    </w:p>
-    <w:p>
-      <w:r>
-        <w:t>The client's concern, as David Mcgee framed it at the outset, is competitive: he believes the company may be losing operating leaders on pay and wants to know whether that instinct is borne out by the market before the board sets next year's compensation. That gives the study a clear question to answer, and it tells us where to press hardest, on incentive and total compensation for the operating-leader roles rather than on base pay taken alone.</w:t>
+        <w:t>What he has asked for is a defensible answer, position by position, on whether compensation at Hicks-Castillo holds up against the market the company hires from, together with the cost of closing any gap he decides to close. He has not asked for a view on any individual, and the letter says so in terms. We report on positions.</w:t>
       </w:r>
     </w:p>
     <w:p>
@@ -39,7 +26,7 @@
         <w:pStyle w:val="Heading2"/>
       </w:pPr>
       <w:r>
-        <w:t>The Work Ahead</w:t>
+        <w:t>The work, in the order it happens</w:t>
       </w:r>
     </w:p>
     <w:p>
@@ -47,7 +34,7 @@
         <w:pStyle w:val="ListBullet"/>
       </w:pPr>
       <w:r>
-        <w:t>Scope and peer group: with Sandra, confirm the roles in view and assemble a defensible list of comparator companies, so that every later number rests on an agreed foundation.</w:t>
+        <w:t>1. Position schedule. Sandra Fuentes takes the half day with the client and comes back with the positions in scope, each with a job description and the current package structure; nothing downstream starts until that list is closed, because every later step is keyed to it.</w:t>
       </w:r>
     </w:p>
     <w:p>
@@ -55,7 +42,7 @@
         <w:pStyle w:val="ListBullet"/>
       </w:pPr>
       <w:r>
-        <w:t>Survey and source assembly: gather the relevant published compensation surveys for the sectors and geographies in scope, and log each source with its date and coverage so the analysis stays auditable.</w:t>
+        <w:t>2. Comparison group. I build it against the three tests in the engagement letter, which are scale, competition for people, and ownership, with a written reason recorded for every company on the list, and it goes to David Mcgee for approval in writing.</w:t>
       </w:r>
     </w:p>
     <w:p>
@@ -63,7 +50,7 @@
         <w:pStyle w:val="ListBullet"/>
       </w:pPr>
       <w:r>
-        <w:t>Firsthand market read: draw on what the firm sees directly in placing senior operators, treated in aggregate, to sense-check the published figures against a live market.</w:t>
+        <w:t>3. Purchased data. Heather Meyer specifies the survey purchases and handles the extraction once the group is approved; I keep the crosswalk from our position schedule to the survey job codes, which is the part of this work that most often goes wrong quietly.</w:t>
       </w:r>
     </w:p>
     <w:p>
@@ -71,7 +58,7 @@
         <w:pStyle w:val="ListBullet"/>
       </w:pPr>
       <w:r>
-        <w:t>Normalization: reconcile titles, role scope, and pay definitions across sources, because a general manager in one survey is not always a general manager in another.</w:t>
+        <w:t>4. Our own files. I pull the compensation detail from the retained searches this firm has run in the same revenue band, in aggregate only, with no company and no person identifiable in anything that comes out of it.</w:t>
       </w:r>
     </w:p>
     <w:p>
@@ -79,12 +66,7 @@
         <w:pStyle w:val="ListBullet"/>
       </w:pPr>
       <w:r>
-        <w:t>Analysis and drafting: build the role-by-role comparison across base, incentive, and total compensation, and draft the findings for Sandra's review.</w:t>
-      </w:r>
-    </w:p>
-    <w:p>
-      <w:r>
-        <w:t>A note on sequence: the peer group has to settle before the data build begins in earnest, because rework at that stage is expensive and every downstream number inherits the comparison set. We should hold off on pulling figures until the scope is signed off, however ready the sources look, since a clean start is what keeps the second half calm.</w:t>
+        <w:t>5. Analysis and report. Base, annual incentive, long-term or ownership element, and the total, each read against the group at the quartiles. Sandra Fuentes writes the findings; I supply the tables and the sourcing notes behind them.</w:t>
       </w:r>
     </w:p>
     <w:p>
@@ -92,7 +74,38 @@
         <w:pStyle w:val="Heading2"/>
       </w:pPr>
       <w:r>
-        <w:t>First Steps</w:t>
+        <w:t>Where the coverage will be thin</w:t>
+      </w:r>
+    </w:p>
+    <w:p>
+      <w:r>
+        <w:t>At least two positions on the draft schedule will not be covered by published survey data at the scale we need, and I expect a third once the descriptions are firm. Those go to direct conversations, which are slow and produce a range instead of a quartile.</w:t>
+      </w:r>
+    </w:p>
+    <w:p>
+      <w:r>
+        <w:t>Heather Meyer, when a position looks thin in extraction, mark it in the crosswalk the day you see it. The report has to be honest about coverage, and coverage is easiest to describe while the collection is still in front of us.</w:t>
+      </w:r>
+    </w:p>
+    <w:p>
+      <w:pPr>
+        <w:pStyle w:val="Heading2"/>
+      </w:pPr>
+      <w:r>
+        <w:t>What does not go in writing</w:t>
+      </w:r>
+    </w:p>
+    <w:p>
+      <w:r>
+        <w:t>No employee of the client is named in any document we produce, and that includes internal working papers, because working papers travel. Nothing drawn from our own search files may be traceable to a company or a person; if a cut of the aggregate holds few enough people that a reader could work out who they are, it is not aggregate and it does not go in.</w:t>
+      </w:r>
+    </w:p>
+    <w:p>
+      <w:pPr>
+        <w:pStyle w:val="Heading2"/>
+      </w:pPr>
+      <w:r>
+        <w:t>Before the end of April</w:t>
       </w:r>
     </w:p>
     <w:p>
@@ -100,7 +113,7 @@
         <w:pStyle w:val="ListBullet"/>
       </w:pPr>
       <w:r>
-        <w:t>Heather Meyer to begin the comparator long list this week and circulate a first draft for Sandra's review by the end of next week.</w:t>
+        <w:t>1. Sandra Fuentes to hold the half day with the client and return the closed position schedule.</w:t>
       </w:r>
     </w:p>
     <w:p>
@@ -108,7 +121,7 @@
         <w:pStyle w:val="ListBullet"/>
       </w:pPr>
       <w:r>
-        <w:t>David Weiss to pull the survey inventory and confirm which sources we already hold and which we must acquire, flagging any that need the client's agreement to purchase.</w:t>
+        <w:t>2. Me to circulate the draft comparison group with the rationale column complete, for internal review before it goes to David Mcgee.</w:t>
       </w:r>
     </w:p>
     <w:p>
@@ -116,12 +129,12 @@
         <w:pStyle w:val="ListBullet"/>
       </w:pPr>
       <w:r>
-        <w:t>Sandra Fuentes to set the first client checkpoint with David Mcgee so the scope and peer group are agreed before we commit to the data build.</w:t>
+        <w:t>3. Heather Meyer to have both survey purchases specified and priced, ready to raise on the day the group is approved.</w:t>
       </w:r>
     </w:p>
     <w:p>
       <w:r>
-        <w:t>That is enough to start. I will keep a running log of sources and decisions so that anyone picking up a thread can see how we got there. Questions to me.</w:t>
+        <w:t>I will open a written thread with the client when the group is ready for approval, and the running record of the engagement will live in it. Anything ambiguous in the position schedule should reach me during the crosswalk, while it still costs an hour to settle.</w:t>
       </w:r>
     </w:p>
     <w:sectPr>
